--- a/docs/待发送/给4号_院校表字段清单.docx
+++ b/docs/待发送/给4号_院校表字段清单.docx
@@ -12,7 +12,35 @@
           <w:sz w:val="32"/>
           <w:rFonts w:ascii="微软雅黑" w:hAnsi="微软雅黑" w:eastAsia="微软雅黑"/>
         </w:rPr>
-        <w:t>请 4 号提供：考研院校表字段清单</w:t>
+        <w:t>⏸ 暂缓发送 —— 请 4 号提供：考研院校表字段清单</w:t>
+      </w:r>
+    </w:p>
+    <w:p>
+      <w:pPr>
+        <w:ind w:left="360"/>
+      </w:pPr>
+      <w:r>
+        <w:rPr>
+          <w:b/>
+          <w:color w:val="777777"/>
+          <w:sz w:val="20"/>
+          <w:rFonts w:ascii="宋体" w:hAnsi="宋体" w:eastAsia="宋体"/>
+        </w:rPr>
+        <w:t>队长 2026-10 口径：择校先留接口，暂不开放。这份清单暂缓发给 4 号。</w:t>
+      </w:r>
+    </w:p>
+    <w:p>
+      <w:pPr>
+        <w:ind w:left="360"/>
+      </w:pPr>
+      <w:r>
+        <w:rPr>
+          <w:b w:val="0"/>
+          <w:color w:val="777777"/>
+          <w:sz w:val="20"/>
+          <w:rFonts w:ascii="宋体" w:hAnsi="宋体" w:eastAsia="宋体"/>
+        </w:rPr>
+        <w:t>等他说要开放择校了，去掉本提示再生成 docx 发出。现在发过去会让他白做一轮。</w:t>
       </w:r>
     </w:p>
     <w:p>
